--- a/11.BitManipulation/66-FINDING SINGLE OR MISSING NUMBER.docx
+++ b/11.BitManipulation/66-FINDING SINGLE OR MISSING NUMBER.docx
@@ -7,15 +7,480 @@
         <w:rPr>
           <w:b/>
           <w:bCs/>
-          <w:lang w:val="en-US"/>
-        </w:rPr>
-      </w:pPr>
-      <w:r>
-        <w:rPr>
-          <w:b/>
-          <w:bCs/>
-          <w:lang w:val="en-US"/>
-        </w:rPr>
+        </w:rPr>
+      </w:pPr>
+      <w:r>
+        <w:rPr>
+          <w:b/>
+          <w:bCs/>
+        </w:rPr>
+        <w:t>TRICKS:</w:t>
+      </w:r>
+    </w:p>
+    <w:p>
+      <w:pPr>
+        <w:rPr>
+          <w:b/>
+          <w:bCs/>
+        </w:rPr>
+      </w:pPr>
+      <w:r>
+        <w:rPr>
+          <w:b/>
+          <w:bCs/>
+        </w:rPr>
+        <w:t>| will be used to set</w:t>
+      </w:r>
+    </w:p>
+    <w:p>
+      <w:pPr>
+        <w:rPr>
+          <w:b/>
+          <w:bCs/>
+        </w:rPr>
+      </w:pPr>
+      <w:r>
+        <w:rPr>
+          <w:b/>
+          <w:bCs/>
+        </w:rPr>
+        <w:t xml:space="preserve"> ^ will be used to toggle</w:t>
+      </w:r>
+    </w:p>
+    <w:p>
+      <w:pPr>
+        <w:rPr>
+          <w:b/>
+          <w:bCs/>
+        </w:rPr>
+      </w:pPr>
+      <w:r>
+        <w:rPr>
+          <w:b/>
+          <w:bCs/>
+        </w:rPr>
+        <w:t xml:space="preserve"> &amp; will be used to check</w:t>
+      </w:r>
+    </w:p>
+    <w:p>
+      <w:pPr>
+        <w:rPr>
+          <w:b/>
+          <w:bCs/>
+        </w:rPr>
+      </w:pPr>
+      <w:r>
+        <w:rPr>
+          <w:b/>
+          <w:bCs/>
+        </w:rPr>
+        <w:t xml:space="preserve"> &amp;~ will be used to clear</w:t>
+      </w:r>
+    </w:p>
+    <w:p>
+      <w:pPr>
+        <w:rPr>
+          <w:b/>
+          <w:bCs/>
+        </w:rPr>
+      </w:pPr>
+    </w:p>
+    <w:p>
+      <w:pPr>
+        <w:rPr>
+          <w:b/>
+          <w:bCs/>
+        </w:rPr>
+      </w:pPr>
+      <w:r>
+        <w:rPr>
+          <w:b/>
+          <w:bCs/>
+        </w:rPr>
+        <w:t xml:space="preserve"> </w:t>
+      </w:r>
+      <w:r>
+        <w:rPr>
+          <w:b/>
+          <w:bCs/>
+        </w:rPr>
+        <w:t xml:space="preserve">// </w:t>
+      </w:r>
+      <w:r>
+        <w:rPr>
+          <w:b/>
+          <w:bCs/>
+        </w:rPr>
+        <w:t>Get i-th bit</w:t>
+      </w:r>
+      <w:r>
+        <w:rPr>
+          <w:b/>
+          <w:bCs/>
+        </w:rPr>
+        <w:t xml:space="preserve"> -&gt; </w:t>
+      </w:r>
+      <w:r>
+        <w:rPr>
+          <w:b/>
+          <w:bCs/>
+        </w:rPr>
+        <w:t>int bit = (num &amp; (1 &lt;&lt; i));</w:t>
+      </w:r>
+    </w:p>
+    <w:p>
+      <w:pPr>
+        <w:rPr>
+          <w:b/>
+          <w:bCs/>
+        </w:rPr>
+      </w:pPr>
+    </w:p>
+    <w:p>
+      <w:pPr>
+        <w:rPr>
+          <w:b/>
+          <w:bCs/>
+        </w:rPr>
+      </w:pPr>
+      <w:r>
+        <w:rPr>
+          <w:b/>
+          <w:bCs/>
+        </w:rPr>
+        <w:t xml:space="preserve">// </w:t>
+      </w:r>
+      <w:r>
+        <w:rPr>
+          <w:b/>
+          <w:bCs/>
+        </w:rPr>
+        <w:t>Set i-th bit</w:t>
+      </w:r>
+      <w:r>
+        <w:rPr>
+          <w:b/>
+          <w:bCs/>
+        </w:rPr>
+        <w:t xml:space="preserve"> -&gt; </w:t>
+      </w:r>
+      <w:r>
+        <w:rPr>
+          <w:b/>
+          <w:bCs/>
+        </w:rPr>
+        <w:t>num |= (1 &lt;&lt; i);</w:t>
+      </w:r>
+    </w:p>
+    <w:p>
+      <w:pPr>
+        <w:rPr>
+          <w:b/>
+          <w:bCs/>
+        </w:rPr>
+      </w:pPr>
+    </w:p>
+    <w:p>
+      <w:pPr>
+        <w:rPr>
+          <w:b/>
+          <w:bCs/>
+        </w:rPr>
+      </w:pPr>
+      <w:r>
+        <w:rPr>
+          <w:b/>
+          <w:bCs/>
+        </w:rPr>
+        <w:t>// Clear i-th bit</w:t>
+      </w:r>
+      <w:r>
+        <w:rPr>
+          <w:b/>
+          <w:bCs/>
+        </w:rPr>
+        <w:t xml:space="preserve"> -&gt; </w:t>
+      </w:r>
+      <w:r>
+        <w:rPr>
+          <w:b/>
+          <w:bCs/>
+        </w:rPr>
+        <w:t>num &amp;= ~(1 &lt;&lt; i);</w:t>
+      </w:r>
+    </w:p>
+    <w:p>
+      <w:pPr>
+        <w:rPr>
+          <w:b/>
+          <w:bCs/>
+        </w:rPr>
+      </w:pPr>
+    </w:p>
+    <w:p>
+      <w:pPr>
+        <w:rPr>
+          <w:b/>
+          <w:bCs/>
+        </w:rPr>
+      </w:pPr>
+      <w:r>
+        <w:rPr>
+          <w:b/>
+          <w:bCs/>
+        </w:rPr>
+        <w:t>// Toggle i-th bit</w:t>
+      </w:r>
+      <w:r>
+        <w:rPr>
+          <w:b/>
+          <w:bCs/>
+        </w:rPr>
+        <w:t xml:space="preserve"> -&gt; </w:t>
+      </w:r>
+      <w:r>
+        <w:rPr>
+          <w:b/>
+          <w:bCs/>
+        </w:rPr>
+        <w:t>num ^= (1 &lt;&lt; i);</w:t>
+      </w:r>
+    </w:p>
+    <w:p>
+      <w:pPr>
+        <w:rPr>
+          <w:b/>
+          <w:bCs/>
+        </w:rPr>
+      </w:pPr>
+    </w:p>
+    <w:p>
+      <w:pPr>
+        <w:rPr>
+          <w:b/>
+          <w:bCs/>
+        </w:rPr>
+      </w:pPr>
+      <w:r>
+        <w:rPr>
+          <w:b/>
+          <w:bCs/>
+        </w:rPr>
+        <w:t>// Check i-th bit</w:t>
+      </w:r>
+      <w:r>
+        <w:rPr>
+          <w:b/>
+          <w:bCs/>
+        </w:rPr>
+        <w:t xml:space="preserve"> -&gt; </w:t>
+      </w:r>
+      <w:r>
+        <w:rPr>
+          <w:b/>
+          <w:bCs/>
+        </w:rPr>
+        <w:t>(num &amp; (1 &lt;&lt; i)) != 0</w:t>
+      </w:r>
+    </w:p>
+    <w:p>
+      <w:pPr>
+        <w:rPr>
+          <w:b/>
+          <w:bCs/>
+          <w:lang w:val="en-US"/>
+        </w:rPr>
+      </w:pPr>
+      <w:r>
+        <w:rPr>
+          <w:b/>
+          <w:bCs/>
+          <w:noProof/>
+          <w:lang w:val="en-US"/>
+        </w:rPr>
+        <mc:AlternateContent>
+          <mc:Choice Requires="wps">
+            <w:drawing>
+              <wp:anchor distT="0" distB="0" distL="114300" distR="114300" simplePos="0" relativeHeight="251659264" behindDoc="0" locked="0" layoutInCell="1" allowOverlap="1" wp14:anchorId="23004F41" wp14:editId="4AEEE0F1">
+                <wp:simplePos x="0" y="0"/>
+                <wp:positionH relativeFrom="column">
+                  <wp:posOffset>-6350</wp:posOffset>
+                </wp:positionH>
+                <wp:positionV relativeFrom="paragraph">
+                  <wp:posOffset>97155</wp:posOffset>
+                </wp:positionV>
+                <wp:extent cx="5645150" cy="0"/>
+                <wp:effectExtent l="0" t="0" r="0" b="0"/>
+                <wp:wrapNone/>
+                <wp:docPr id="1159755016" name="Straight Connector 1"/>
+                <wp:cNvGraphicFramePr/>
+                <a:graphic xmlns:a="http://schemas.openxmlformats.org/drawingml/2006/main">
+                  <a:graphicData uri="http://schemas.microsoft.com/office/word/2010/wordprocessingShape">
+                    <wps:wsp>
+                      <wps:cNvCnPr/>
+                      <wps:spPr>
+                        <a:xfrm>
+                          <a:off x="0" y="0"/>
+                          <a:ext cx="5645150" cy="0"/>
+                        </a:xfrm>
+                        <a:prstGeom prst="line">
+                          <a:avLst/>
+                        </a:prstGeom>
+                      </wps:spPr>
+                      <wps:style>
+                        <a:lnRef idx="3">
+                          <a:schemeClr val="dk1"/>
+                        </a:lnRef>
+                        <a:fillRef idx="0">
+                          <a:schemeClr val="dk1"/>
+                        </a:fillRef>
+                        <a:effectRef idx="2">
+                          <a:schemeClr val="dk1"/>
+                        </a:effectRef>
+                        <a:fontRef idx="minor">
+                          <a:schemeClr val="tx1"/>
+                        </a:fontRef>
+                      </wps:style>
+                      <wps:bodyPr/>
+                    </wps:wsp>
+                  </a:graphicData>
+                </a:graphic>
+              </wp:anchor>
+            </w:drawing>
+          </mc:Choice>
+          <mc:Fallback>
+            <w:pict>
+              <v:line w14:anchorId="42E01699" id="Straight Connector 1" o:spid="_x0000_s1026" style="position:absolute;z-index:251659264;visibility:visible;mso-wrap-style:square;mso-wrap-distance-left:9pt;mso-wrap-distance-top:0;mso-wrap-distance-right:9pt;mso-wrap-distance-bottom:0;mso-position-horizontal:absolute;mso-position-horizontal-relative:text;mso-position-vertical:absolute;mso-position-vertical-relative:text" from="-.5pt,7.65pt" to="444pt,7.65pt" o:gfxdata="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" strokecolor="black [3200]" strokeweight="1.5pt">
+                <v:stroke joinstyle="miter"/>
+              </v:line>
+            </w:pict>
+          </mc:Fallback>
+        </mc:AlternateContent>
+      </w:r>
+    </w:p>
+    <w:p>
+      <w:pPr>
+        <w:rPr>
+          <w:b/>
+          <w:bCs/>
+          <w:lang w:val="en-US"/>
+        </w:rPr>
+      </w:pPr>
+    </w:p>
+    <w:p>
+      <w:pPr>
+        <w:rPr>
+          <w:b/>
+          <w:bCs/>
+          <w:lang w:val="en-US"/>
+        </w:rPr>
+      </w:pPr>
+    </w:p>
+    <w:p>
+      <w:pPr>
+        <w:rPr>
+          <w:b/>
+          <w:bCs/>
+          <w:lang w:val="en-US"/>
+        </w:rPr>
+      </w:pPr>
+    </w:p>
+    <w:p>
+      <w:pPr>
+        <w:rPr>
+          <w:b/>
+          <w:bCs/>
+          <w:lang w:val="en-US"/>
+        </w:rPr>
+      </w:pPr>
+    </w:p>
+    <w:p>
+      <w:pPr>
+        <w:rPr>
+          <w:b/>
+          <w:bCs/>
+          <w:lang w:val="en-US"/>
+        </w:rPr>
+      </w:pPr>
+    </w:p>
+    <w:p>
+      <w:pPr>
+        <w:rPr>
+          <w:b/>
+          <w:bCs/>
+          <w:lang w:val="en-US"/>
+        </w:rPr>
+      </w:pPr>
+    </w:p>
+    <w:p>
+      <w:pPr>
+        <w:rPr>
+          <w:b/>
+          <w:bCs/>
+          <w:lang w:val="en-US"/>
+        </w:rPr>
+      </w:pPr>
+    </w:p>
+    <w:p>
+      <w:pPr>
+        <w:rPr>
+          <w:b/>
+          <w:bCs/>
+          <w:lang w:val="en-US"/>
+        </w:rPr>
+      </w:pPr>
+    </w:p>
+    <w:p>
+      <w:pPr>
+        <w:rPr>
+          <w:b/>
+          <w:bCs/>
+          <w:lang w:val="en-US"/>
+        </w:rPr>
+      </w:pPr>
+    </w:p>
+    <w:p>
+      <w:pPr>
+        <w:rPr>
+          <w:b/>
+          <w:bCs/>
+          <w:lang w:val="en-US"/>
+        </w:rPr>
+      </w:pPr>
+    </w:p>
+    <w:p>
+      <w:pPr>
+        <w:rPr>
+          <w:b/>
+          <w:bCs/>
+          <w:lang w:val="en-US"/>
+        </w:rPr>
+      </w:pPr>
+    </w:p>
+    <w:p>
+      <w:pPr>
+        <w:rPr>
+          <w:b/>
+          <w:bCs/>
+          <w:lang w:val="en-US"/>
+        </w:rPr>
+      </w:pPr>
+    </w:p>
+    <w:p>
+      <w:pPr>
+        <w:rPr>
+          <w:b/>
+          <w:bCs/>
+          <w:lang w:val="en-US"/>
+        </w:rPr>
+      </w:pPr>
+      <w:r>
+        <w:rPr>
+          <w:b/>
+          <w:bCs/>
+          <w:lang w:val="en-US"/>
+        </w:rPr>
+        <w:lastRenderedPageBreak/>
         <w:t>LC#136 :SINGLE NUMBER</w:t>
       </w:r>
     </w:p>
@@ -276,7 +741,13 @@
         <w:rPr>
           <w:lang w:val="en-US"/>
         </w:rPr>
-        <w:t xml:space="preserve">        return -1; // should never happen</w:t>
+        <w:t xml:space="preserve">        return -1; // never happen</w:t>
+      </w:r>
+      <w:r>
+        <w:rPr>
+          <w:lang w:val="en-US"/>
+        </w:rPr>
+        <w:t>s but safety</w:t>
       </w:r>
     </w:p>
     <w:p>
@@ -308,71 +779,55 @@
     <w:p>
       <w:pPr>
         <w:rPr>
-          <w:b/>
-          <w:bCs/>
-          <w:lang w:val="en-US"/>
-        </w:rPr>
-      </w:pPr>
-    </w:p>
-    <w:p>
-      <w:pPr>
-        <w:rPr>
-          <w:b/>
-          <w:bCs/>
-          <w:lang w:val="en-US"/>
-        </w:rPr>
-      </w:pPr>
-    </w:p>
-    <w:p>
-      <w:pPr>
-        <w:rPr>
-          <w:b/>
-          <w:bCs/>
-          <w:lang w:val="en-US"/>
-        </w:rPr>
-      </w:pPr>
-    </w:p>
-    <w:p>
-      <w:pPr>
-        <w:rPr>
-          <w:b/>
-          <w:bCs/>
-          <w:lang w:val="en-US"/>
-        </w:rPr>
-      </w:pPr>
-    </w:p>
-    <w:p>
-      <w:pPr>
-        <w:rPr>
-          <w:b/>
-          <w:bCs/>
-          <w:lang w:val="en-US"/>
-        </w:rPr>
-      </w:pPr>
-    </w:p>
-    <w:p>
-      <w:pPr>
-        <w:rPr>
-          <w:b/>
-          <w:bCs/>
-          <w:lang w:val="en-US"/>
-        </w:rPr>
-      </w:pPr>
-    </w:p>
-    <w:p>
-      <w:pPr>
-        <w:rPr>
-          <w:b/>
-          <w:bCs/>
-          <w:lang w:val="en-US"/>
-        </w:rPr>
-      </w:pPr>
-    </w:p>
-    <w:p>
-      <w:pPr>
-        <w:rPr>
-          <w:b/>
-          <w:bCs/>
+          <w:lang w:val="en-US"/>
+        </w:rPr>
+      </w:pPr>
+    </w:p>
+    <w:p>
+      <w:pPr>
+        <w:rPr>
+          <w:lang w:val="en-US"/>
+        </w:rPr>
+      </w:pPr>
+    </w:p>
+    <w:p>
+      <w:pPr>
+        <w:rPr>
+          <w:lang w:val="en-US"/>
+        </w:rPr>
+      </w:pPr>
+    </w:p>
+    <w:p>
+      <w:pPr>
+        <w:rPr>
+          <w:lang w:val="en-US"/>
+        </w:rPr>
+      </w:pPr>
+    </w:p>
+    <w:p>
+      <w:pPr>
+        <w:rPr>
+          <w:lang w:val="en-US"/>
+        </w:rPr>
+      </w:pPr>
+    </w:p>
+    <w:p>
+      <w:pPr>
+        <w:rPr>
+          <w:lang w:val="en-US"/>
+        </w:rPr>
+      </w:pPr>
+    </w:p>
+    <w:p>
+      <w:pPr>
+        <w:rPr>
+          <w:lang w:val="en-US"/>
+        </w:rPr>
+      </w:pPr>
+    </w:p>
+    <w:p>
+      <w:pPr>
+        <w:rPr>
           <w:lang w:val="en-US"/>
         </w:rPr>
       </w:pPr>
@@ -608,7 +1063,23 @@
           <w:bCs/>
           <w:lang w:val="en-US"/>
         </w:rPr>
-        <w:t xml:space="preserve">APPROACH 4:HASH MAP (SIMILAR TO COUNTING WITH REDUCED TC </w:t>
+        <w:t xml:space="preserve">APPROACH </w:t>
+      </w:r>
+      <w:r>
+        <w:rPr>
+          <w:b/>
+          <w:bCs/>
+          <w:lang w:val="en-US"/>
+        </w:rPr>
+        <w:t>3</w:t>
+      </w:r>
+      <w:r>
+        <w:rPr>
+          <w:b/>
+          <w:bCs/>
+          <w:lang w:val="en-US"/>
+        </w:rPr>
+        <w:t xml:space="preserve">:HASH MAP (SIMILAR TO COUNTING WITH REDUCED TC </w:t>
       </w:r>
       <w:r>
         <w:rPr>
@@ -791,7 +1262,23 @@
           <w:lang w:val="en-US"/>
         </w:rPr>
         <w:lastRenderedPageBreak/>
-        <w:t>APPROACH 5:</w:t>
+        <w:t xml:space="preserve">APPROACH </w:t>
+      </w:r>
+      <w:r>
+        <w:rPr>
+          <w:b/>
+          <w:bCs/>
+          <w:lang w:val="en-US"/>
+        </w:rPr>
+        <w:t>4</w:t>
+      </w:r>
+      <w:r>
+        <w:rPr>
+          <w:b/>
+          <w:bCs/>
+          <w:lang w:val="en-US"/>
+        </w:rPr>
+        <w:t>:</w:t>
       </w:r>
       <w:r>
         <w:rPr>
@@ -1580,66 +2067,89 @@
       </w:r>
     </w:p>
     <w:p>
+      <w:pPr>
+        <w:ind w:left="360"/>
+      </w:pPr>
       <w:r>
         <w:t>class Solution {</w:t>
       </w:r>
     </w:p>
     <w:p>
-      <w:r>
-        <w:t xml:space="preserve">    public int singleNumber(int[] nums) {</w:t>
-      </w:r>
-    </w:p>
-    <w:p>
-      <w:r>
-        <w:t xml:space="preserve">        Arrays.sort(nums);</w:t>
-      </w:r>
-    </w:p>
-    <w:p>
-      <w:r>
-        <w:t xml:space="preserve">        for (int i = 0; i &lt; nums.length</w:t>
-      </w:r>
-      <w:r>
-        <w:rPr>
-          <w:b/>
-          <w:bCs/>
-        </w:rPr>
-        <w:t>; i += 3</w:t>
-      </w:r>
-      <w:r>
-        <w:t>) {</w:t>
-      </w:r>
-    </w:p>
-    <w:p>
-      <w:r>
-        <w:t xml:space="preserve">            if (i + 1 &gt;= nums.length || nums[i] != nums[i + 1]) {</w:t>
-      </w:r>
-    </w:p>
-    <w:p>
-      <w:r>
-        <w:t xml:space="preserve">                return nums[i];</w:t>
-      </w:r>
-    </w:p>
-    <w:p>
-      <w:r>
-        <w:t xml:space="preserve">            }</w:t>
-      </w:r>
-    </w:p>
-    <w:p>
-      <w:r>
-        <w:t xml:space="preserve">        }</w:t>
-      </w:r>
-    </w:p>
-    <w:p>
-      <w:r>
-        <w:t xml:space="preserve">        return -1;</w:t>
-      </w:r>
-    </w:p>
-    <w:p>
-      <w:r>
-        <w:t xml:space="preserve">    }</w:t>
-      </w:r>
-    </w:p>
-    <w:p>
+      <w:pPr>
+        <w:ind w:left="360"/>
+      </w:pPr>
+      <w:r>
+        <w:t>    public int singleNumber(int[] nums) {</w:t>
+      </w:r>
+    </w:p>
+    <w:p>
+      <w:pPr>
+        <w:ind w:left="360"/>
+      </w:pPr>
+      <w:r>
+        <w:t>        Arrays.sort(nums);</w:t>
+      </w:r>
+    </w:p>
+    <w:p>
+      <w:pPr>
+        <w:ind w:left="360"/>
+      </w:pPr>
+      <w:r>
+        <w:t>        for(int i = 1 ; i&lt; nums.length-1 ; i+=3)</w:t>
+      </w:r>
+    </w:p>
+    <w:p>
+      <w:pPr>
+        <w:ind w:left="360"/>
+      </w:pPr>
+      <w:r>
+        <w:t>        {</w:t>
+      </w:r>
+    </w:p>
+    <w:p>
+      <w:pPr>
+        <w:ind w:left="360"/>
+      </w:pPr>
+      <w:r>
+        <w:t>            if(nums[i]!=nums[i-1])</w:t>
+      </w:r>
+    </w:p>
+    <w:p>
+      <w:pPr>
+        <w:ind w:left="360"/>
+      </w:pPr>
+      <w:r>
+        <w:t>                return nums[i-1];</w:t>
+      </w:r>
+    </w:p>
+    <w:p>
+      <w:pPr>
+        <w:ind w:left="360"/>
+      </w:pPr>
+      <w:r>
+        <w:t>        }</w:t>
+      </w:r>
+    </w:p>
+    <w:p>
+      <w:pPr>
+        <w:ind w:left="360"/>
+      </w:pPr>
+      <w:r>
+        <w:t>        return nums[nums.length-1];</w:t>
+      </w:r>
+    </w:p>
+    <w:p>
+      <w:pPr>
+        <w:ind w:left="360"/>
+      </w:pPr>
+      <w:r>
+        <w:t>    }</w:t>
+      </w:r>
+    </w:p>
+    <w:p>
+      <w:pPr>
+        <w:ind w:left="360"/>
+      </w:pPr>
       <w:r>
         <w:t>}</w:t>
       </w:r>
@@ -1785,6 +2295,14 @@
           <w:lang w:val="en-US"/>
         </w:rPr>
         <w:t>BIT INVERSION</w:t>
+      </w:r>
+      <w:r>
+        <w:rPr>
+          <w:b/>
+          <w:bCs/>
+          <w:lang w:val="en-US"/>
+        </w:rPr>
+        <w:t xml:space="preserve"> (all is done in bits not values )</w:t>
       </w:r>
     </w:p>
     <w:p>
@@ -1800,7 +2318,35 @@
             <w:rStyle w:val="Hyperlink"/>
             <w:lang w:val="en-US"/>
           </w:rPr>
-          <w:t>https://www.youtube.com/watch?v=5Bb2nqA40JY</w:t>
+          <w:t>https://www.youtube.com</w:t>
+        </w:r>
+        <w:r>
+          <w:rPr>
+            <w:rStyle w:val="Hyperlink"/>
+            <w:lang w:val="en-US"/>
+          </w:rPr>
+          <w:t>/</w:t>
+        </w:r>
+        <w:r>
+          <w:rPr>
+            <w:rStyle w:val="Hyperlink"/>
+            <w:lang w:val="en-US"/>
+          </w:rPr>
+          <w:t>wa</w:t>
+        </w:r>
+        <w:r>
+          <w:rPr>
+            <w:rStyle w:val="Hyperlink"/>
+            <w:lang w:val="en-US"/>
+          </w:rPr>
+          <w:t>t</w:t>
+        </w:r>
+        <w:r>
+          <w:rPr>
+            <w:rStyle w:val="Hyperlink"/>
+            <w:lang w:val="en-US"/>
+          </w:rPr>
+          <w:t>ch?v=5Bb2nqA40JY</w:t>
         </w:r>
       </w:hyperlink>
     </w:p>
@@ -1875,6 +2421,361 @@
         </w:rPr>
         <w:t>-&gt;store twos with xor of current val and &amp; of inv(ones)</w:t>
       </w:r>
+    </w:p>
+    <w:p>
+      <w:pPr>
+        <w:pStyle w:val="ListBullet"/>
+        <w:numPr>
+          <w:ilvl w:val="0"/>
+          <w:numId w:val="0"/>
+        </w:numPr>
+        <w:ind w:left="360" w:hanging="360"/>
+        <w:rPr>
+          <w:b/>
+          <w:bCs/>
+          <w:lang w:val="en-US"/>
+        </w:rPr>
+      </w:pPr>
+      <w:r>
+        <w:rPr>
+          <w:b/>
+          <w:bCs/>
+          <w:lang w:val="en-US"/>
+        </w:rPr>
+        <w:t xml:space="preserve">Imagine when first 1 </w:t>
+      </w:r>
+      <w:proofErr w:type="gramStart"/>
+      <w:r>
+        <w:rPr>
+          <w:b/>
+          <w:bCs/>
+          <w:lang w:val="en-US"/>
+        </w:rPr>
+        <w:t>ones</w:t>
+      </w:r>
+      <w:proofErr w:type="gramEnd"/>
+      <w:r>
+        <w:rPr>
+          <w:b/>
+          <w:bCs/>
+          <w:lang w:val="en-US"/>
+        </w:rPr>
+        <w:t xml:space="preserve"> comes ,</w:t>
+      </w:r>
+    </w:p>
+    <w:p>
+      <w:pPr>
+        <w:pStyle w:val="ListBullet"/>
+        <w:numPr>
+          <w:ilvl w:val="0"/>
+          <w:numId w:val="0"/>
+        </w:numPr>
+        <w:ind w:left="360" w:firstLine="360"/>
+        <w:rPr>
+          <w:b/>
+          <w:bCs/>
+          <w:lang w:val="en-US"/>
+        </w:rPr>
+      </w:pPr>
+      <w:r>
+        <w:rPr>
+          <w:b/>
+          <w:bCs/>
+          <w:lang w:val="en-US"/>
+        </w:rPr>
+        <w:t>ones = 1 , twos = 0;</w:t>
+      </w:r>
+    </w:p>
+    <w:p>
+      <w:pPr>
+        <w:pStyle w:val="ListBullet"/>
+        <w:numPr>
+          <w:ilvl w:val="0"/>
+          <w:numId w:val="0"/>
+        </w:numPr>
+        <w:rPr>
+          <w:b/>
+          <w:bCs/>
+          <w:lang w:val="en-US"/>
+        </w:rPr>
+      </w:pPr>
+      <w:r>
+        <w:rPr>
+          <w:b/>
+          <w:bCs/>
+          <w:lang w:val="en-US"/>
+        </w:rPr>
+        <w:t>during second time</w:t>
+      </w:r>
+    </w:p>
+    <w:p>
+      <w:pPr>
+        <w:pStyle w:val="ListBullet"/>
+        <w:numPr>
+          <w:ilvl w:val="0"/>
+          <w:numId w:val="0"/>
+        </w:numPr>
+        <w:rPr>
+          <w:b/>
+          <w:bCs/>
+          <w:lang w:val="en-US"/>
+        </w:rPr>
+      </w:pPr>
+      <w:r>
+        <w:rPr>
+          <w:b/>
+          <w:bCs/>
+          <w:lang w:val="en-US"/>
+        </w:rPr>
+        <w:tab/>
+        <w:t>ones = 0 , twos = 1;</w:t>
+      </w:r>
+    </w:p>
+    <w:p>
+      <w:pPr>
+        <w:pStyle w:val="ListBullet"/>
+        <w:numPr>
+          <w:ilvl w:val="0"/>
+          <w:numId w:val="0"/>
+        </w:numPr>
+        <w:rPr>
+          <w:b/>
+          <w:bCs/>
+          <w:lang w:val="en-US"/>
+        </w:rPr>
+      </w:pPr>
+      <w:r>
+        <w:rPr>
+          <w:b/>
+          <w:bCs/>
+          <w:lang w:val="en-US"/>
+        </w:rPr>
+        <w:t>third time ,</w:t>
+      </w:r>
+    </w:p>
+    <w:p>
+      <w:pPr>
+        <w:pStyle w:val="ListBullet"/>
+        <w:numPr>
+          <w:ilvl w:val="0"/>
+          <w:numId w:val="0"/>
+        </w:numPr>
+        <w:rPr>
+          <w:b/>
+          <w:bCs/>
+          <w:lang w:val="en-US"/>
+        </w:rPr>
+      </w:pPr>
+      <w:r>
+        <w:rPr>
+          <w:b/>
+          <w:bCs/>
+          <w:lang w:val="en-US"/>
+        </w:rPr>
+        <w:tab/>
+        <w:t>ones = 0 , twos = 0</w:t>
+      </w:r>
+    </w:p>
+    <w:p>
+      <w:pPr>
+        <w:pStyle w:val="ListBullet"/>
+        <w:numPr>
+          <w:ilvl w:val="0"/>
+          <w:numId w:val="0"/>
+        </w:numPr>
+        <w:rPr>
+          <w:b/>
+          <w:bCs/>
+        </w:rPr>
+      </w:pPr>
+      <w:r>
+        <w:rPr>
+          <w:b/>
+          <w:bCs/>
+        </w:rPr>
+        <w:t>Dry run</w:t>
+      </w:r>
+    </w:p>
+    <w:p>
+      <w:pPr>
+        <w:pStyle w:val="ListBullet"/>
+        <w:numPr>
+          <w:ilvl w:val="0"/>
+          <w:numId w:val="0"/>
+        </w:numPr>
+        <w:rPr>
+          <w:b/>
+          <w:bCs/>
+        </w:rPr>
+      </w:pPr>
+      <w:r>
+        <w:rPr>
+          <w:b/>
+          <w:bCs/>
+        </w:rPr>
+        <w:t>Array:[5,1,4,5,4,5,4]</w:t>
+      </w:r>
+    </w:p>
+    <w:p>
+      <w:pPr>
+        <w:pStyle w:val="ListBullet"/>
+        <w:rPr>
+          <w:b/>
+          <w:bCs/>
+        </w:rPr>
+      </w:pPr>
+      <w:r>
+        <w:rPr>
+          <w:b/>
+          <w:bCs/>
+        </w:rPr>
+        <w:t>5 = 101 -&gt; 1</w:t>
+      </w:r>
+    </w:p>
+    <w:p>
+      <w:pPr>
+        <w:pStyle w:val="ListBullet"/>
+        <w:rPr>
+          <w:b/>
+          <w:bCs/>
+        </w:rPr>
+      </w:pPr>
+      <w:r>
+        <w:rPr>
+          <w:b/>
+          <w:bCs/>
+        </w:rPr>
+        <w:t>1 = 001 -&gt; 1</w:t>
+      </w:r>
+    </w:p>
+    <w:p>
+      <w:pPr>
+        <w:pStyle w:val="ListBullet"/>
+        <w:rPr>
+          <w:b/>
+          <w:bCs/>
+        </w:rPr>
+      </w:pPr>
+      <w:r>
+        <w:rPr>
+          <w:b/>
+          <w:bCs/>
+        </w:rPr>
+        <w:t>4 = 100 -&gt; 0</w:t>
+      </w:r>
+    </w:p>
+    <w:p>
+      <w:pPr>
+        <w:pStyle w:val="ListBullet"/>
+        <w:rPr>
+          <w:b/>
+          <w:bCs/>
+        </w:rPr>
+      </w:pPr>
+      <w:r>
+        <w:rPr>
+          <w:b/>
+          <w:bCs/>
+        </w:rPr>
+        <w:t>5 = 101 -&gt; 1</w:t>
+      </w:r>
+    </w:p>
+    <w:p>
+      <w:pPr>
+        <w:pStyle w:val="ListBullet"/>
+        <w:rPr>
+          <w:b/>
+          <w:bCs/>
+        </w:rPr>
+      </w:pPr>
+      <w:r>
+        <w:rPr>
+          <w:b/>
+          <w:bCs/>
+        </w:rPr>
+        <w:t>4 = 100 -&gt; 0</w:t>
+      </w:r>
+    </w:p>
+    <w:p>
+      <w:pPr>
+        <w:pStyle w:val="ListBullet"/>
+        <w:rPr>
+          <w:b/>
+          <w:bCs/>
+        </w:rPr>
+      </w:pPr>
+      <w:r>
+        <w:rPr>
+          <w:b/>
+          <w:bCs/>
+        </w:rPr>
+        <w:t>5 = 101 -&gt; 1</w:t>
+      </w:r>
+    </w:p>
+    <w:p>
+      <w:pPr>
+        <w:pStyle w:val="ListBullet"/>
+        <w:pBdr>
+          <w:bottom w:val="single" w:sz="6" w:space="1" w:color="auto"/>
+        </w:pBdr>
+        <w:rPr>
+          <w:b/>
+          <w:bCs/>
+        </w:rPr>
+      </w:pPr>
+      <w:r>
+        <w:rPr>
+          <w:b/>
+          <w:bCs/>
+        </w:rPr>
+        <w:t>4 = 100 -&gt; 0</w:t>
+      </w:r>
+    </w:p>
+    <w:p>
+      <w:pPr>
+        <w:pStyle w:val="ListBullet"/>
+        <w:numPr>
+          <w:ilvl w:val="0"/>
+          <w:numId w:val="0"/>
+        </w:numPr>
+        <w:rPr>
+          <w:b/>
+          <w:bCs/>
+        </w:rPr>
+      </w:pPr>
+      <w:r>
+        <w:rPr>
+          <w:b/>
+          <w:bCs/>
+        </w:rPr>
+        <w:t xml:space="preserve">             001 -&gt; 1 ( track the 1 count of all and reset if == 3)</w:t>
+      </w:r>
+    </w:p>
+    <w:p>
+      <w:pPr>
+        <w:pStyle w:val="ListBullet"/>
+        <w:numPr>
+          <w:ilvl w:val="0"/>
+          <w:numId w:val="0"/>
+        </w:numPr>
+      </w:pPr>
+      <w:r>
+        <w:pict w14:anchorId="36AD6054">
+          <v:rect id="_x0000_i1176" style="width:0;height:1.5pt" o:hralign="center" o:hrstd="t" o:hr="t" fillcolor="#a0a0a0" stroked="f"/>
+        </w:pict>
+      </w:r>
+    </w:p>
+    <w:p>
+      <w:pPr>
+        <w:pStyle w:val="ListBullet"/>
+        <w:numPr>
+          <w:ilvl w:val="0"/>
+          <w:numId w:val="0"/>
+        </w:numPr>
+        <w:rPr>
+          <w:lang w:val="en-US"/>
+        </w:rPr>
+      </w:pPr>
     </w:p>
     <w:p>
       <w:pPr>
@@ -1993,81 +2894,282 @@
           <w:b/>
           <w:bCs/>
         </w:rPr>
+        <w:t>LC#389 :FIND DIFFERENCE</w:t>
+      </w:r>
+    </w:p>
+    <w:p>
+      <w:pPr>
+        <w:rPr>
+          <w:b/>
+          <w:bCs/>
+        </w:rPr>
+      </w:pPr>
+      <w:r>
+        <w:rPr>
+          <w:b/>
+          <w:bCs/>
+        </w:rPr>
+        <w:t>I</w:t>
+      </w:r>
+      <w:r>
+        <w:rPr>
+          <w:b/>
+          <w:bCs/>
+        </w:rPr>
+        <w:t>nput: s = "abcd", t = "abcde"</w:t>
+      </w:r>
+    </w:p>
+    <w:p>
+      <w:pPr>
+        <w:rPr>
+          <w:b/>
+          <w:bCs/>
+        </w:rPr>
+      </w:pPr>
+      <w:r>
+        <w:rPr>
+          <w:b/>
+          <w:bCs/>
+        </w:rPr>
+        <w:t>Output: "e"</w:t>
+      </w:r>
+      <w:r>
+        <w:rPr>
+          <w:b/>
+          <w:bCs/>
+        </w:rPr>
+        <w:t xml:space="preserve"> [</w:t>
+      </w:r>
+      <w:r>
+        <w:rPr>
+          <w:b/>
+          <w:bCs/>
+        </w:rPr>
+        <w:t xml:space="preserve"> 'e' is the letter that was added.</w:t>
+      </w:r>
+      <w:r>
+        <w:rPr>
+          <w:b/>
+          <w:bCs/>
+        </w:rPr>
+        <w:t>]</w:t>
+      </w:r>
+    </w:p>
+    <w:p>
+      <w:pPr>
+        <w:rPr>
+          <w:b/>
+          <w:bCs/>
+        </w:rPr>
+      </w:pPr>
+      <w:r>
+        <w:rPr>
+          <w:b/>
+          <w:bCs/>
+        </w:rPr>
+        <w:t>APPROACH 1 : sort and compare SC:O(n log n) TC:o(1)</w:t>
+      </w:r>
+    </w:p>
+    <w:p>
+      <w:r>
+        <w:t>class Solution {</w:t>
+      </w:r>
+    </w:p>
+    <w:p>
+      <w:r>
+        <w:t>    public char findTheDifference(String s, String t) {</w:t>
+      </w:r>
+    </w:p>
+    <w:p>
+      <w:r>
+        <w:t>        char s_arr[]= s.toCharArray();</w:t>
+      </w:r>
+    </w:p>
+    <w:p>
+      <w:r>
+        <w:t>        char t_arr[] = t.toCharArray();</w:t>
+      </w:r>
+    </w:p>
+    <w:p>
+      <w:r>
+        <w:t>        Arrays.sort(s_arr);</w:t>
+      </w:r>
+    </w:p>
+    <w:p>
+      <w:r>
+        <w:t>        Arrays.sort(t_arr);</w:t>
+      </w:r>
+    </w:p>
+    <w:p>
+      <w:r>
+        <w:t>        for(int i = 0 ; i&lt;s_arr.length;i++)</w:t>
+      </w:r>
+    </w:p>
+    <w:p>
+      <w:r>
+        <w:t>        {</w:t>
+      </w:r>
+    </w:p>
+    <w:p>
+      <w:r>
+        <w:t>            if(s_arr[i] != t_arr[i])</w:t>
+      </w:r>
+    </w:p>
+    <w:p>
+      <w:r>
+        <w:t>                return t_arr[i];</w:t>
+      </w:r>
+    </w:p>
+    <w:p>
+      <w:r>
+        <w:t>        }</w:t>
+      </w:r>
+    </w:p>
+    <w:p>
+      <w:r>
         <w:lastRenderedPageBreak/>
-        <w:t>LC#389 :FIND DIFFERENCE</w:t>
-      </w:r>
-    </w:p>
-    <w:p>
-      <w:pPr>
-        <w:rPr>
-          <w:b/>
-          <w:bCs/>
-        </w:rPr>
-      </w:pPr>
-      <w:r>
-        <w:rPr>
-          <w:b/>
-          <w:bCs/>
-        </w:rPr>
-        <w:t>I</w:t>
-      </w:r>
-      <w:r>
-        <w:rPr>
-          <w:b/>
-          <w:bCs/>
-        </w:rPr>
-        <w:t>nput: s = "abcd", t = "abcde"</w:t>
-      </w:r>
-    </w:p>
-    <w:p>
-      <w:pPr>
-        <w:rPr>
-          <w:b/>
-          <w:bCs/>
-        </w:rPr>
-      </w:pPr>
-      <w:r>
-        <w:rPr>
-          <w:b/>
-          <w:bCs/>
-        </w:rPr>
-        <w:t>Output: "e"</w:t>
-      </w:r>
-      <w:r>
-        <w:rPr>
-          <w:b/>
-          <w:bCs/>
-        </w:rPr>
-        <w:t xml:space="preserve"> [</w:t>
-      </w:r>
-      <w:r>
-        <w:rPr>
-          <w:b/>
-          <w:bCs/>
-        </w:rPr>
-        <w:t xml:space="preserve"> 'e' is the letter that was added.</w:t>
-      </w:r>
-      <w:r>
-        <w:rPr>
-          <w:b/>
-          <w:bCs/>
-        </w:rPr>
-        <w:t>]</w:t>
-      </w:r>
-    </w:p>
-    <w:p>
-      <w:pPr>
-        <w:rPr>
-          <w:b/>
-          <w:bCs/>
-        </w:rPr>
-      </w:pPr>
-      <w:r>
-        <w:rPr>
-          <w:b/>
-          <w:bCs/>
-        </w:rPr>
-        <w:t>APPROACH 1 : sort and compare SC:O(n log n) TC:o(1)</w:t>
+        <w:t>        return t_arr[t_arr.length - 1];</w:t>
+      </w:r>
+    </w:p>
+    <w:p>
+      <w:r>
+        <w:t xml:space="preserve">        </w:t>
+      </w:r>
+    </w:p>
+    <w:p>
+      <w:r>
+        <w:t>    }</w:t>
+      </w:r>
+    </w:p>
+    <w:p>
+      <w:r>
+        <w:t>}</w:t>
+      </w:r>
+    </w:p>
+    <w:p>
+      <w:pPr>
+        <w:rPr>
+          <w:b/>
+          <w:bCs/>
+        </w:rPr>
+      </w:pPr>
+    </w:p>
+    <w:p>
+      <w:pPr>
+        <w:rPr>
+          <w:b/>
+          <w:bCs/>
+        </w:rPr>
+      </w:pPr>
+    </w:p>
+    <w:p>
+      <w:pPr>
+        <w:rPr>
+          <w:b/>
+          <w:bCs/>
+        </w:rPr>
+      </w:pPr>
+    </w:p>
+    <w:p>
+      <w:pPr>
+        <w:rPr>
+          <w:b/>
+          <w:bCs/>
+        </w:rPr>
+      </w:pPr>
+    </w:p>
+    <w:p>
+      <w:pPr>
+        <w:rPr>
+          <w:b/>
+          <w:bCs/>
+        </w:rPr>
+      </w:pPr>
+    </w:p>
+    <w:p>
+      <w:pPr>
+        <w:rPr>
+          <w:b/>
+          <w:bCs/>
+        </w:rPr>
+      </w:pPr>
+    </w:p>
+    <w:p>
+      <w:pPr>
+        <w:rPr>
+          <w:b/>
+          <w:bCs/>
+        </w:rPr>
+      </w:pPr>
+    </w:p>
+    <w:p>
+      <w:pPr>
+        <w:rPr>
+          <w:b/>
+          <w:bCs/>
+        </w:rPr>
+      </w:pPr>
+    </w:p>
+    <w:p>
+      <w:pPr>
+        <w:rPr>
+          <w:b/>
+          <w:bCs/>
+        </w:rPr>
+      </w:pPr>
+    </w:p>
+    <w:p>
+      <w:pPr>
+        <w:rPr>
+          <w:b/>
+          <w:bCs/>
+        </w:rPr>
+      </w:pPr>
+      <w:r>
+        <w:rPr>
+          <w:b/>
+          <w:bCs/>
+        </w:rPr>
+        <w:t>APPROACH 2: FREQUENCY COUNTING USES ONLY 26 SPACES AS IT IS LOWERCASE ONLY</w:t>
+      </w:r>
+    </w:p>
+    <w:p>
+      <w:pPr>
+        <w:rPr>
+          <w:b/>
+          <w:bCs/>
+        </w:rPr>
+      </w:pPr>
+      <w:r>
+        <w:rPr>
+          <w:b/>
+          <w:bCs/>
+        </w:rPr>
+        <w:t>-&gt;calculate the count of elements in s .</w:t>
+      </w:r>
+    </w:p>
+    <w:p>
+      <w:pPr>
+        <w:rPr>
+          <w:b/>
+          <w:bCs/>
+          <w:color w:val="000000" w:themeColor="text1"/>
+        </w:rPr>
+      </w:pPr>
+      <w:r>
+        <w:rPr>
+          <w:b/>
+          <w:bCs/>
+        </w:rPr>
+        <w:t xml:space="preserve">-&gt; decrement the same count when in t , </w:t>
+      </w:r>
+      <w:r>
+        <w:rPr>
+          <w:b/>
+          <w:bCs/>
+          <w:color w:val="EE0000"/>
+        </w:rPr>
+        <w:t xml:space="preserve">the solution is where the count of the current char &lt;0 =&gt; return it . </w:t>
       </w:r>
     </w:p>
     <w:p>
@@ -2077,32 +3179,446 @@
     </w:p>
     <w:p>
       <w:r>
+        <w:t xml:space="preserve">    public char findTheDifference(String s, String t) {</w:t>
+      </w:r>
+    </w:p>
+    <w:p>
+      <w:r>
+        <w:t xml:space="preserve">        int[] freq = new int[26];</w:t>
+      </w:r>
+    </w:p>
+    <w:p>
+      <w:r>
+        <w:t xml:space="preserve">        for (char c : s.toCharArray()) {</w:t>
+      </w:r>
+    </w:p>
+    <w:p>
+      <w:r>
+        <w:t xml:space="preserve">            freq[c - 'a']++;</w:t>
+      </w:r>
+    </w:p>
+    <w:p>
+      <w:r>
+        <w:t xml:space="preserve">        }</w:t>
+      </w:r>
+    </w:p>
+    <w:p>
+      <w:r>
+        <w:t xml:space="preserve">        for (char c : t.toCharArray()) {</w:t>
+      </w:r>
+    </w:p>
+    <w:p>
+      <w:r>
+        <w:t xml:space="preserve">            freq[c - 'a']--;</w:t>
+      </w:r>
+    </w:p>
+    <w:p>
+      <w:r>
+        <w:t xml:space="preserve">            if (freq[c - 'a'] &lt; 0) {</w:t>
+      </w:r>
+    </w:p>
+    <w:p>
+      <w:r>
+        <w:t xml:space="preserve">                return c;</w:t>
+      </w:r>
+    </w:p>
+    <w:p>
+      <w:r>
+        <w:t xml:space="preserve">            }</w:t>
+      </w:r>
+    </w:p>
+    <w:p>
+      <w:r>
+        <w:lastRenderedPageBreak/>
+        <w:t xml:space="preserve">        }</w:t>
+      </w:r>
+    </w:p>
+    <w:p>
+      <w:r>
+        <w:t xml:space="preserve">        return ' '; // never happens</w:t>
+      </w:r>
+    </w:p>
+    <w:p>
+      <w:r>
+        <w:t xml:space="preserve">    }</w:t>
+      </w:r>
+    </w:p>
+    <w:p>
+      <w:r>
+        <w:t>}</w:t>
+      </w:r>
+    </w:p>
+    <w:p>
+      <w:pPr>
+        <w:rPr>
+          <w:b/>
+          <w:bCs/>
+        </w:rPr>
+      </w:pPr>
+    </w:p>
+    <w:p>
+      <w:pPr>
+        <w:rPr>
+          <w:b/>
+          <w:bCs/>
+        </w:rPr>
+      </w:pPr>
+    </w:p>
+    <w:p>
+      <w:pPr>
+        <w:rPr>
+          <w:b/>
+          <w:bCs/>
+        </w:rPr>
+      </w:pPr>
+    </w:p>
+    <w:p>
+      <w:pPr>
+        <w:rPr>
+          <w:b/>
+          <w:bCs/>
+        </w:rPr>
+      </w:pPr>
+    </w:p>
+    <w:p>
+      <w:pPr>
+        <w:rPr>
+          <w:b/>
+          <w:bCs/>
+        </w:rPr>
+      </w:pPr>
+    </w:p>
+    <w:p>
+      <w:pPr>
+        <w:rPr>
+          <w:b/>
+          <w:bCs/>
+        </w:rPr>
+      </w:pPr>
+    </w:p>
+    <w:p>
+      <w:pPr>
+        <w:rPr>
+          <w:b/>
+          <w:bCs/>
+        </w:rPr>
+      </w:pPr>
+    </w:p>
+    <w:p>
+      <w:pPr>
+        <w:rPr>
+          <w:b/>
+          <w:bCs/>
+        </w:rPr>
+      </w:pPr>
+    </w:p>
+    <w:p>
+      <w:pPr>
+        <w:rPr>
+          <w:b/>
+          <w:bCs/>
+        </w:rPr>
+      </w:pPr>
+    </w:p>
+    <w:p>
+      <w:pPr>
+        <w:rPr>
+          <w:b/>
+          <w:bCs/>
+        </w:rPr>
+      </w:pPr>
+      <w:r>
+        <w:rPr>
+          <w:b/>
+          <w:bCs/>
+        </w:rPr>
+        <w:t>APPROACH 3:</w:t>
+      </w:r>
+      <w:r>
+        <w:rPr>
+          <w:b/>
+          <w:bCs/>
+        </w:rPr>
+        <w:t xml:space="preserve"> Time: O(n)</w:t>
+      </w:r>
+      <w:r>
+        <w:rPr>
+          <w:b/>
+          <w:bCs/>
+        </w:rPr>
+        <w:t xml:space="preserve"> ,</w:t>
+      </w:r>
+      <w:r>
+        <w:rPr>
+          <w:b/>
+          <w:bCs/>
+        </w:rPr>
+        <w:t>Space: O(1)</w:t>
+      </w:r>
+    </w:p>
+    <w:p>
+      <w:r>
+        <w:t>class Solution {</w:t>
+      </w:r>
+    </w:p>
+    <w:p>
+      <w:r>
+        <w:t xml:space="preserve">    public char findTheDifference(String s, String t) {</w:t>
+      </w:r>
+    </w:p>
+    <w:p>
+      <w:r>
+        <w:t xml:space="preserve">        int sum = 0;</w:t>
+      </w:r>
+    </w:p>
+    <w:p>
+      <w:r>
+        <w:t xml:space="preserve">        for (char c : t.toCharArray()) sum += c;</w:t>
+      </w:r>
+    </w:p>
+    <w:p>
+      <w:r>
+        <w:t xml:space="preserve">        for (char c : s.toCharArray()) sum -= c;</w:t>
+      </w:r>
+    </w:p>
+    <w:p>
+      <w:r>
+        <w:t xml:space="preserve">        return (char) sum;</w:t>
+      </w:r>
+    </w:p>
+    <w:p>
+      <w:r>
+        <w:t xml:space="preserve">    }</w:t>
+      </w:r>
+    </w:p>
+    <w:p>
+      <w:r>
+        <w:t>}</w:t>
+      </w:r>
+    </w:p>
+    <w:p/>
+    <w:p>
+      <w:pPr>
+        <w:rPr>
+          <w:b/>
+          <w:bCs/>
+        </w:rPr>
+      </w:pPr>
+      <w:r>
+        <w:rPr>
+          <w:b/>
+          <w:bCs/>
+        </w:rPr>
+        <w:t xml:space="preserve">APPROACH 4:PREFERRED (XOR) </w:t>
+      </w:r>
+    </w:p>
+    <w:p>
+      <w:pPr>
+        <w:rPr>
+          <w:b/>
+          <w:bCs/>
+        </w:rPr>
+      </w:pPr>
+      <w:r>
+        <w:rPr>
+          <w:b/>
+          <w:bCs/>
+        </w:rPr>
+        <w:t>Time: O(n)</w:t>
+      </w:r>
+      <w:r>
+        <w:rPr>
+          <w:b/>
+          <w:bCs/>
+        </w:rPr>
+        <w:t xml:space="preserve"> ,S</w:t>
+      </w:r>
+      <w:r>
+        <w:rPr>
+          <w:b/>
+          <w:bCs/>
+        </w:rPr>
+        <w:t>pace: O(1)</w:t>
+      </w:r>
+    </w:p>
+    <w:p>
+      <w:r>
+        <w:t>class Solution {</w:t>
+      </w:r>
+    </w:p>
+    <w:p>
+      <w:r>
+        <w:t xml:space="preserve">    public char findTheDifference(String s, String t) {</w:t>
+      </w:r>
+    </w:p>
+    <w:p>
+      <w:r>
+        <w:t xml:space="preserve">        char res = 0;</w:t>
+      </w:r>
+    </w:p>
+    <w:p>
+      <w:r>
+        <w:lastRenderedPageBreak/>
+        <w:t xml:space="preserve">        for (char c : s.toCharArray()) res ^= c;</w:t>
+      </w:r>
+    </w:p>
+    <w:p>
+      <w:r>
+        <w:t xml:space="preserve">        for (char c : t.toCharArray()) res ^= c;</w:t>
+      </w:r>
+    </w:p>
+    <w:p>
+      <w:r>
+        <w:t xml:space="preserve">        return res;</w:t>
+      </w:r>
+    </w:p>
+    <w:p>
+      <w:r>
+        <w:t xml:space="preserve">    }</w:t>
+      </w:r>
+    </w:p>
+    <w:p>
+      <w:r>
+        <w:t>}</w:t>
+      </w:r>
+    </w:p>
+    <w:p>
+      <w:pPr>
+        <w:rPr>
+          <w:b/>
+          <w:bCs/>
+        </w:rPr>
+      </w:pPr>
+    </w:p>
+    <w:p>
+      <w:pPr>
+        <w:rPr>
+          <w:b/>
+          <w:bCs/>
+        </w:rPr>
+      </w:pPr>
+    </w:p>
+    <w:p>
+      <w:pPr>
+        <w:rPr>
+          <w:b/>
+          <w:bCs/>
+        </w:rPr>
+      </w:pPr>
+    </w:p>
+    <w:p>
+      <w:pPr>
+        <w:rPr>
+          <w:b/>
+          <w:bCs/>
+        </w:rPr>
+      </w:pPr>
+    </w:p>
+    <w:p>
+      <w:pPr>
+        <w:rPr>
+          <w:b/>
+          <w:bCs/>
+        </w:rPr>
+      </w:pPr>
+    </w:p>
+    <w:p>
+      <w:pPr>
+        <w:rPr>
+          <w:b/>
+          <w:bCs/>
+        </w:rPr>
+      </w:pPr>
+    </w:p>
+    <w:p>
+      <w:pPr>
+        <w:rPr>
+          <w:b/>
+          <w:bCs/>
+        </w:rPr>
+      </w:pPr>
+    </w:p>
+    <w:p>
+      <w:pPr>
+        <w:rPr>
+          <w:b/>
+          <w:bCs/>
+        </w:rPr>
+      </w:pPr>
+    </w:p>
+    <w:p>
+      <w:pPr>
+        <w:rPr>
+          <w:b/>
+          <w:bCs/>
+        </w:rPr>
+      </w:pPr>
+      <w:r>
+        <w:rPr>
+          <w:b/>
+          <w:bCs/>
+        </w:rPr>
+        <w:t xml:space="preserve">APPROACH </w:t>
+      </w:r>
+      <w:r>
+        <w:rPr>
+          <w:b/>
+          <w:bCs/>
+        </w:rPr>
+        <w:t>5</w:t>
+      </w:r>
+      <w:r>
+        <w:rPr>
+          <w:b/>
+          <w:bCs/>
+        </w:rPr>
+        <w:t>:HASH MAP WORKS FOR ANY CHARACTER TYPE</w:t>
+      </w:r>
+    </w:p>
+    <w:p>
+      <w:pPr>
+        <w:rPr>
+          <w:b/>
+          <w:bCs/>
+        </w:rPr>
+      </w:pPr>
+      <w:r>
+        <w:rPr>
+          <w:b/>
+          <w:bCs/>
+          <w:highlight w:val="yellow"/>
+        </w:rPr>
+        <w:t>SPACE &amp; TIME o(N)</w:t>
+      </w:r>
+    </w:p>
+    <w:p>
+      <w:r>
+        <w:t>class Solution {</w:t>
+      </w:r>
+    </w:p>
+    <w:p>
+      <w:r>
         <w:t>    public char findTheDifference(String s, String t) {</w:t>
       </w:r>
     </w:p>
     <w:p>
       <w:r>
-        <w:t>        char s_arr[]= s.toCharArray();</w:t>
-      </w:r>
-    </w:p>
-    <w:p>
-      <w:r>
-        <w:t>        char t_arr[] = t.toCharArray();</w:t>
-      </w:r>
-    </w:p>
-    <w:p>
-      <w:r>
-        <w:t>        Arrays.sort(s_arr);</w:t>
-      </w:r>
-    </w:p>
-    <w:p>
-      <w:r>
-        <w:t>        Arrays.sort(t_arr);</w:t>
-      </w:r>
-    </w:p>
-    <w:p>
-      <w:r>
-        <w:t>        for(int i = 0 ; i&lt;s_arr.length;i++)</w:t>
+        <w:t>        Map&lt;, Integer&gt; hm = new HashMap();</w:t>
+      </w:r>
+    </w:p>
+    <w:p>
+      <w:r>
+        <w:t>        for(char sc : s.toCharArray())</w:t>
+      </w:r>
+    </w:p>
+    <w:p>
+      <w:r>
+        <w:t>            hm.put(sc,hm.getOrDefault(sc,0)+1);</w:t>
+      </w:r>
+    </w:p>
+    <w:p>
+      <w:r>
+        <w:t>        for(char tc : t.toCharArray())</w:t>
       </w:r>
     </w:p>
     <w:p>
@@ -2112,12 +3628,26 @@
     </w:p>
     <w:p>
       <w:r>
-        <w:t>            if(s_arr[i] != t_arr[i])</w:t>
-      </w:r>
-    </w:p>
-    <w:p>
-      <w:r>
-        <w:t>                return t_arr[i];</w:t>
+        <w:t>            hm.put(tc,</w:t>
+      </w:r>
+      <w:r>
+        <w:t xml:space="preserve"> </w:t>
+      </w:r>
+      <w:r>
+        <w:t xml:space="preserve">Character </w:t>
+      </w:r>
+      <w:r>
+        <w:t>hm.getOrDefault(tc , 0)-1);</w:t>
+      </w:r>
+    </w:p>
+    <w:p>
+      <w:r>
+        <w:t>            if(hm.get(tc)&lt;0)</w:t>
+      </w:r>
+    </w:p>
+    <w:p>
+      <w:r>
+        <w:t>                return tc;</w:t>
       </w:r>
     </w:p>
     <w:p>
@@ -2127,12 +3657,7 @@
     </w:p>
     <w:p>
       <w:r>
-        <w:t>        return t_arr[t_arr.length - 1];</w:t>
-      </w:r>
-    </w:p>
-    <w:p>
-      <w:r>
-        <w:t xml:space="preserve">        </w:t>
+        <w:t xml:space="preserve">        return ' ';     </w:t>
       </w:r>
     </w:p>
     <w:p>
@@ -2142,6 +3667,7 @@
     </w:p>
     <w:p>
       <w:r>
+        <w:lastRenderedPageBreak/>
         <w:t>}</w:t>
       </w:r>
     </w:p>
@@ -2224,647 +3750,35 @@
           <w:bCs/>
         </w:rPr>
       </w:pPr>
-      <w:r>
-        <w:rPr>
-          <w:b/>
-          <w:bCs/>
-        </w:rPr>
-        <w:lastRenderedPageBreak/>
-        <w:t>APPROACH 2: FREQUENCY COUNTING USES ONLY 26 SPACES AS IT IS LOWERCASE ONLY</w:t>
-      </w:r>
-    </w:p>
-    <w:p>
-      <w:pPr>
-        <w:rPr>
-          <w:b/>
-          <w:bCs/>
-        </w:rPr>
-      </w:pPr>
-      <w:r>
-        <w:rPr>
-          <w:b/>
-          <w:bCs/>
-        </w:rPr>
-        <w:t>-&gt;calculate the count of elements in s .</w:t>
-      </w:r>
-    </w:p>
-    <w:p>
-      <w:pPr>
-        <w:rPr>
-          <w:b/>
-          <w:bCs/>
-          <w:color w:val="000000" w:themeColor="text1"/>
-        </w:rPr>
-      </w:pPr>
-      <w:r>
-        <w:rPr>
-          <w:b/>
-          <w:bCs/>
-        </w:rPr>
-        <w:t xml:space="preserve">-&gt; decrement the same count when in t , </w:t>
-      </w:r>
-      <w:r>
-        <w:rPr>
-          <w:b/>
-          <w:bCs/>
-          <w:color w:val="EE0000"/>
-        </w:rPr>
-        <w:t xml:space="preserve">the solution is where the count of the current char &lt;0 =&gt; return it . </w:t>
-      </w:r>
-    </w:p>
-    <w:p>
-      <w:r>
-        <w:t>class Solution {</w:t>
-      </w:r>
-    </w:p>
-    <w:p>
-      <w:r>
-        <w:t xml:space="preserve">    public char findTheDifference(String s, String t) {</w:t>
-      </w:r>
-    </w:p>
-    <w:p>
-      <w:r>
-        <w:t xml:space="preserve">        int[] freq = new int[26];</w:t>
-      </w:r>
-    </w:p>
-    <w:p>
-      <w:r>
-        <w:t xml:space="preserve">        for (char c : s.toCharArray()) {</w:t>
-      </w:r>
-    </w:p>
-    <w:p>
-      <w:r>
-        <w:t xml:space="preserve">            freq[c - 'a']++;</w:t>
-      </w:r>
-    </w:p>
-    <w:p>
-      <w:r>
-        <w:t xml:space="preserve">        }</w:t>
-      </w:r>
-    </w:p>
-    <w:p>
-      <w:r>
-        <w:t xml:space="preserve">        for (char c : t.toCharArray()) {</w:t>
-      </w:r>
-    </w:p>
-    <w:p>
-      <w:r>
-        <w:t xml:space="preserve">            freq[c - 'a']--;</w:t>
-      </w:r>
-    </w:p>
-    <w:p>
-      <w:r>
-        <w:t xml:space="preserve">            if (freq[c - 'a'] &lt; 0) {</w:t>
-      </w:r>
-    </w:p>
-    <w:p>
-      <w:r>
-        <w:t xml:space="preserve">                return c;</w:t>
-      </w:r>
-    </w:p>
-    <w:p>
-      <w:r>
-        <w:t xml:space="preserve">            }</w:t>
-      </w:r>
-    </w:p>
-    <w:p>
-      <w:r>
-        <w:t xml:space="preserve">        }</w:t>
-      </w:r>
-    </w:p>
-    <w:p>
-      <w:r>
-        <w:t xml:space="preserve">        return ' '; // never happens</w:t>
-      </w:r>
-    </w:p>
-    <w:p>
-      <w:r>
-        <w:t xml:space="preserve">    }</w:t>
-      </w:r>
-    </w:p>
-    <w:p>
-      <w:r>
-        <w:t>}</w:t>
-      </w:r>
-    </w:p>
-    <w:p>
-      <w:pPr>
-        <w:rPr>
-          <w:b/>
-          <w:bCs/>
-        </w:rPr>
-      </w:pPr>
-    </w:p>
-    <w:p>
-      <w:pPr>
-        <w:rPr>
-          <w:b/>
-          <w:bCs/>
-        </w:rPr>
-      </w:pPr>
-    </w:p>
-    <w:p>
-      <w:pPr>
-        <w:rPr>
-          <w:b/>
-          <w:bCs/>
-        </w:rPr>
-      </w:pPr>
-    </w:p>
-    <w:p>
-      <w:pPr>
-        <w:rPr>
-          <w:b/>
-          <w:bCs/>
-        </w:rPr>
-      </w:pPr>
-    </w:p>
-    <w:p>
-      <w:pPr>
-        <w:rPr>
-          <w:b/>
-          <w:bCs/>
-        </w:rPr>
-      </w:pPr>
-    </w:p>
-    <w:p>
-      <w:pPr>
-        <w:rPr>
-          <w:b/>
-          <w:bCs/>
-        </w:rPr>
-      </w:pPr>
-    </w:p>
-    <w:p>
-      <w:pPr>
-        <w:rPr>
-          <w:b/>
-          <w:bCs/>
-        </w:rPr>
-      </w:pPr>
-    </w:p>
-    <w:p>
-      <w:pPr>
-        <w:rPr>
-          <w:b/>
-          <w:bCs/>
-        </w:rPr>
-      </w:pPr>
-    </w:p>
-    <w:p>
-      <w:pPr>
-        <w:rPr>
-          <w:b/>
-          <w:bCs/>
-        </w:rPr>
-      </w:pPr>
-    </w:p>
-    <w:p>
-      <w:pPr>
-        <w:rPr>
-          <w:b/>
-          <w:bCs/>
-        </w:rPr>
-      </w:pPr>
-      <w:r>
-        <w:rPr>
-          <w:b/>
-          <w:bCs/>
-        </w:rPr>
-        <w:lastRenderedPageBreak/>
-        <w:t>APPROACH 3:</w:t>
-      </w:r>
-      <w:r>
-        <w:rPr>
-          <w:b/>
-          <w:bCs/>
-        </w:rPr>
-        <w:t xml:space="preserve"> Time: O(n)</w:t>
-      </w:r>
-      <w:r>
-        <w:rPr>
-          <w:b/>
-          <w:bCs/>
-        </w:rPr>
-        <w:t xml:space="preserve"> ,</w:t>
-      </w:r>
-      <w:r>
-        <w:rPr>
-          <w:b/>
-          <w:bCs/>
-        </w:rPr>
-        <w:t>Space: O(1)</w:t>
-      </w:r>
-    </w:p>
-    <w:p>
-      <w:r>
-        <w:t>class Solution {</w:t>
-      </w:r>
-    </w:p>
-    <w:p>
-      <w:r>
-        <w:t xml:space="preserve">    public char findTheDifference(String s, String t) {</w:t>
-      </w:r>
-    </w:p>
-    <w:p>
-      <w:r>
-        <w:t xml:space="preserve">        int sum = 0;</w:t>
-      </w:r>
-    </w:p>
-    <w:p>
-      <w:r>
-        <w:t xml:space="preserve">        for (char c : t.toCharArray()) sum += c;</w:t>
-      </w:r>
-    </w:p>
-    <w:p>
-      <w:r>
-        <w:t xml:space="preserve">        for (char c : s.toCharArray()) sum -= c;</w:t>
-      </w:r>
-    </w:p>
-    <w:p>
-      <w:r>
-        <w:t xml:space="preserve">        return (char) sum;</w:t>
-      </w:r>
-    </w:p>
-    <w:p>
-      <w:r>
-        <w:t xml:space="preserve">    }</w:t>
-      </w:r>
-    </w:p>
-    <w:p>
-      <w:r>
-        <w:t>}</w:t>
-      </w:r>
-    </w:p>
-    <w:p/>
-    <w:p>
-      <w:pPr>
-        <w:rPr>
-          <w:b/>
-          <w:bCs/>
-        </w:rPr>
-      </w:pPr>
-      <w:r>
-        <w:rPr>
-          <w:b/>
-          <w:bCs/>
-        </w:rPr>
-        <w:t xml:space="preserve">APPROACH 4:PREFERRED (XOR) </w:t>
-      </w:r>
-    </w:p>
-    <w:p>
-      <w:pPr>
-        <w:rPr>
-          <w:b/>
-          <w:bCs/>
-        </w:rPr>
-      </w:pPr>
-      <w:r>
-        <w:rPr>
-          <w:b/>
-          <w:bCs/>
-        </w:rPr>
-        <w:t>Time: O(n)</w:t>
-      </w:r>
-      <w:r>
-        <w:rPr>
-          <w:b/>
-          <w:bCs/>
-        </w:rPr>
-        <w:t xml:space="preserve"> ,S</w:t>
-      </w:r>
-      <w:r>
-        <w:rPr>
-          <w:b/>
-          <w:bCs/>
-        </w:rPr>
-        <w:t>pace: O(1)</w:t>
-      </w:r>
-    </w:p>
-    <w:p>
-      <w:r>
-        <w:t>class Solution {</w:t>
-      </w:r>
-    </w:p>
-    <w:p>
-      <w:r>
-        <w:t xml:space="preserve">    public char findTheDifference(String s, String t) {</w:t>
-      </w:r>
-    </w:p>
-    <w:p>
-      <w:r>
-        <w:t xml:space="preserve">        char res = 0;</w:t>
-      </w:r>
-    </w:p>
-    <w:p>
-      <w:r>
-        <w:t xml:space="preserve">        for (char c : s.toCharArray()) res ^= c;</w:t>
-      </w:r>
-    </w:p>
-    <w:p>
-      <w:r>
-        <w:t xml:space="preserve">        for (char c : t.toCharArray()) res ^= c;</w:t>
-      </w:r>
-    </w:p>
-    <w:p>
-      <w:r>
-        <w:t xml:space="preserve">        return res;</w:t>
-      </w:r>
-    </w:p>
-    <w:p>
-      <w:r>
-        <w:t xml:space="preserve">    }</w:t>
-      </w:r>
-    </w:p>
-    <w:p>
-      <w:r>
-        <w:t>}</w:t>
-      </w:r>
-    </w:p>
-    <w:p>
-      <w:pPr>
-        <w:rPr>
-          <w:b/>
-          <w:bCs/>
-        </w:rPr>
-      </w:pPr>
-    </w:p>
-    <w:p>
-      <w:pPr>
-        <w:rPr>
-          <w:b/>
-          <w:bCs/>
-        </w:rPr>
-      </w:pPr>
-    </w:p>
-    <w:p>
-      <w:pPr>
-        <w:rPr>
-          <w:b/>
-          <w:bCs/>
-        </w:rPr>
-      </w:pPr>
-    </w:p>
-    <w:p>
-      <w:pPr>
-        <w:rPr>
-          <w:b/>
-          <w:bCs/>
-        </w:rPr>
-      </w:pPr>
-    </w:p>
-    <w:p>
-      <w:pPr>
-        <w:rPr>
-          <w:b/>
-          <w:bCs/>
-        </w:rPr>
-      </w:pPr>
-    </w:p>
-    <w:p>
-      <w:pPr>
-        <w:rPr>
-          <w:b/>
-          <w:bCs/>
-        </w:rPr>
-      </w:pPr>
-    </w:p>
-    <w:p>
-      <w:pPr>
-        <w:rPr>
-          <w:b/>
-          <w:bCs/>
-        </w:rPr>
-      </w:pPr>
-    </w:p>
-    <w:p>
-      <w:pPr>
-        <w:rPr>
-          <w:b/>
-          <w:bCs/>
-        </w:rPr>
-      </w:pPr>
-    </w:p>
-    <w:p>
-      <w:pPr>
-        <w:rPr>
-          <w:b/>
-          <w:bCs/>
-        </w:rPr>
-      </w:pPr>
-      <w:r>
-        <w:rPr>
-          <w:b/>
-          <w:bCs/>
-        </w:rPr>
-        <w:lastRenderedPageBreak/>
-        <w:t>APPROACH 4:HASH MAP WORKS FOR ANY CHARACTER TYPE</w:t>
-      </w:r>
-    </w:p>
-    <w:p>
-      <w:pPr>
-        <w:rPr>
-          <w:b/>
-          <w:bCs/>
-        </w:rPr>
-      </w:pPr>
-      <w:r>
-        <w:rPr>
-          <w:b/>
-          <w:bCs/>
-          <w:highlight w:val="yellow"/>
-        </w:rPr>
-        <w:t>SPACE &amp; TIME o(N)</w:t>
-      </w:r>
-    </w:p>
-    <w:p>
-      <w:r>
-        <w:t>class Solution {</w:t>
-      </w:r>
-    </w:p>
-    <w:p>
-      <w:r>
-        <w:t>    public char findTheDifference(String s, String t) {</w:t>
-      </w:r>
-    </w:p>
-    <w:p>
-      <w:r>
-        <w:t>        Map&lt;, Integer&gt; hm = new HashMap();</w:t>
-      </w:r>
-    </w:p>
-    <w:p>
-      <w:r>
-        <w:t>        for(char sc : s.toCharArray())</w:t>
-      </w:r>
-    </w:p>
-    <w:p>
-      <w:r>
-        <w:t>            hm.put(sc,hm.getOrDefault(sc,0)+1);</w:t>
-      </w:r>
-    </w:p>
-    <w:p>
-      <w:r>
-        <w:t>        for(char tc : t.toCharArray())</w:t>
-      </w:r>
-    </w:p>
-    <w:p>
-      <w:r>
-        <w:t>        {</w:t>
-      </w:r>
-    </w:p>
-    <w:p>
-      <w:r>
-        <w:t>            hm.put(tc,</w:t>
-      </w:r>
-      <w:r>
-        <w:t xml:space="preserve"> </w:t>
-      </w:r>
-      <w:r>
-        <w:t xml:space="preserve">Character </w:t>
-      </w:r>
-      <w:r>
-        <w:t>hm.getOrDefault(tc , 0)-1);</w:t>
-      </w:r>
-    </w:p>
-    <w:p>
-      <w:r>
-        <w:t>            if(hm.get(tc)&lt;0)</w:t>
-      </w:r>
-    </w:p>
-    <w:p>
-      <w:r>
-        <w:t>                return tc;</w:t>
-      </w:r>
-    </w:p>
-    <w:p>
-      <w:r>
-        <w:t>        }</w:t>
-      </w:r>
-    </w:p>
-    <w:p>
-      <w:r>
-        <w:t xml:space="preserve">        return ' ';     </w:t>
-      </w:r>
-    </w:p>
-    <w:p>
-      <w:r>
-        <w:t>    }</w:t>
-      </w:r>
-    </w:p>
-    <w:p>
-      <w:r>
-        <w:t>}</w:t>
-      </w:r>
-    </w:p>
-    <w:p>
-      <w:pPr>
-        <w:rPr>
-          <w:b/>
-          <w:bCs/>
-        </w:rPr>
-      </w:pPr>
-    </w:p>
-    <w:p>
-      <w:pPr>
-        <w:rPr>
-          <w:b/>
-          <w:bCs/>
-        </w:rPr>
-      </w:pPr>
-    </w:p>
-    <w:p>
-      <w:pPr>
-        <w:rPr>
-          <w:b/>
-          <w:bCs/>
-        </w:rPr>
-      </w:pPr>
-    </w:p>
-    <w:p>
-      <w:pPr>
-        <w:rPr>
-          <w:b/>
-          <w:bCs/>
-        </w:rPr>
-      </w:pPr>
-    </w:p>
-    <w:p>
-      <w:pPr>
-        <w:rPr>
-          <w:b/>
-          <w:bCs/>
-        </w:rPr>
-      </w:pPr>
-    </w:p>
-    <w:p>
-      <w:pPr>
-        <w:rPr>
-          <w:b/>
-          <w:bCs/>
-        </w:rPr>
-      </w:pPr>
-    </w:p>
-    <w:p>
-      <w:pPr>
-        <w:rPr>
-          <w:b/>
-          <w:bCs/>
-        </w:rPr>
-      </w:pPr>
-    </w:p>
-    <w:p>
-      <w:pPr>
-        <w:rPr>
-          <w:b/>
-          <w:bCs/>
-        </w:rPr>
-      </w:pPr>
-    </w:p>
-    <w:p>
-      <w:pPr>
-        <w:rPr>
-          <w:b/>
-          <w:bCs/>
-        </w:rPr>
-      </w:pPr>
-    </w:p>
-    <w:p>
-      <w:pPr>
-        <w:rPr>
-          <w:b/>
-          <w:bCs/>
-        </w:rPr>
-      </w:pPr>
-    </w:p>
-    <w:p>
-      <w:pPr>
-        <w:rPr>
-          <w:b/>
-          <w:bCs/>
-        </w:rPr>
-      </w:pPr>
-    </w:p>
-    <w:p>
-      <w:pPr>
-        <w:rPr>
-          <w:b/>
-          <w:bCs/>
-        </w:rPr>
-      </w:pPr>
-    </w:p>
-    <w:p>
-      <w:pPr>
-        <w:rPr>
-          <w:b/>
-          <w:bCs/>
-        </w:rPr>
-      </w:pPr>
-      <w:r>
-        <w:rPr>
-          <w:b/>
-          <w:bCs/>
-        </w:rPr>
-        <w:lastRenderedPageBreak/>
+    </w:p>
+    <w:p>
+      <w:pPr>
+        <w:rPr>
+          <w:b/>
+          <w:bCs/>
+        </w:rPr>
+      </w:pPr>
+    </w:p>
+    <w:p>
+      <w:pPr>
+        <w:rPr>
+          <w:b/>
+          <w:bCs/>
+        </w:rPr>
+      </w:pPr>
+    </w:p>
+    <w:p>
+      <w:pPr>
+        <w:rPr>
+          <w:b/>
+          <w:bCs/>
+        </w:rPr>
+      </w:pPr>
+      <w:r>
+        <w:rPr>
+          <w:b/>
+          <w:bCs/>
+        </w:rPr>
         <w:t>LC#268:MISSING NUMBER:</w:t>
       </w:r>
     </w:p>
@@ -2999,6 +3913,7 @@
     </w:p>
     <w:p>
       <w:r>
+        <w:lastRenderedPageBreak/>
         <w:t xml:space="preserve">            }</w:t>
       </w:r>
     </w:p>
@@ -3119,127 +4034,145 @@
           <w:b/>
           <w:bCs/>
         </w:rPr>
+        <w:t>APPOACH 2: SORT THE ARRAY AND COMPUTE N</w:t>
+      </w:r>
+      <w:r>
+        <w:rPr>
+          <w:b/>
+          <w:bCs/>
+          <w:vertAlign w:val="superscript"/>
+        </w:rPr>
+        <w:t>2</w:t>
+      </w:r>
+      <w:r>
+        <w:rPr>
+          <w:b/>
+          <w:bCs/>
+        </w:rPr>
+        <w:t>-&gt;N LOG N</w:t>
+      </w:r>
+    </w:p>
+    <w:p>
+      <w:pPr>
+        <w:rPr>
+          <w:b/>
+          <w:bCs/>
+        </w:rPr>
+      </w:pPr>
+      <w:r>
+        <w:rPr>
+          <w:rFonts w:ascii="Segoe UI Emoji" w:hAnsi="Segoe UI Emoji" w:cs="Segoe UI Emoji"/>
+          <w:b/>
+          <w:bCs/>
+        </w:rPr>
+        <w:t>✅</w:t>
+      </w:r>
+      <w:r>
+        <w:rPr>
+          <w:b/>
+          <w:bCs/>
+        </w:rPr>
+        <w:t xml:space="preserve"> TC: O(n log n) (sorting)</w:t>
+      </w:r>
+      <w:r>
+        <w:rPr>
+          <w:b/>
+          <w:bCs/>
+        </w:rPr>
+        <w:br/>
+      </w:r>
+      <w:r>
+        <w:rPr>
+          <w:rFonts w:ascii="Segoe UI Emoji" w:hAnsi="Segoe UI Emoji" w:cs="Segoe UI Emoji"/>
+          <w:b/>
+          <w:bCs/>
+        </w:rPr>
+        <w:t>✅</w:t>
+      </w:r>
+      <w:r>
+        <w:rPr>
+          <w:b/>
+          <w:bCs/>
+        </w:rPr>
+        <w:t xml:space="preserve"> SC: O(1) or O(log n) (depending on sort implementation)</w:t>
+      </w:r>
+    </w:p>
+    <w:p>
+      <w:r>
+        <w:t>class Solution {</w:t>
+      </w:r>
+    </w:p>
+    <w:p>
+      <w:r>
+        <w:t xml:space="preserve">    public int missingNumber(int[] nums) {</w:t>
+      </w:r>
+    </w:p>
+    <w:p>
+      <w:r>
+        <w:t xml:space="preserve">        Arrays.sort(nums);</w:t>
+      </w:r>
+    </w:p>
+    <w:p>
+      <w:r>
+        <w:t xml:space="preserve">        for (int i = 0; i &lt; nums.length; i++) {</w:t>
+      </w:r>
+    </w:p>
+    <w:p>
+      <w:r>
+        <w:t xml:space="preserve">            if (nums[i] != i) return i;</w:t>
+      </w:r>
+    </w:p>
+    <w:p>
+      <w:r>
+        <w:t xml:space="preserve">        }</w:t>
+      </w:r>
+    </w:p>
+    <w:p>
+      <w:r>
+        <w:t xml:space="preserve">        return nums.length;</w:t>
+      </w:r>
+      <w:r>
+        <w:t>;</w:t>
+      </w:r>
+    </w:p>
+    <w:p>
+      <w:r>
+        <w:t xml:space="preserve">    }</w:t>
+      </w:r>
+    </w:p>
+    <w:p>
+      <w:r>
+        <w:t>}</w:t>
+      </w:r>
+    </w:p>
+    <w:p>
+      <w:pPr>
+        <w:rPr>
+          <w:b/>
+          <w:bCs/>
+        </w:rPr>
+      </w:pPr>
+      <w:r>
+        <w:rPr>
+          <w:b/>
+          <w:bCs/>
+        </w:rPr>
+        <w:t>APPROACH 3:MATH FORMULA</w:t>
+      </w:r>
+    </w:p>
+    <w:p>
+      <w:r>
+        <w:t>class Solution {</w:t>
+      </w:r>
+    </w:p>
+    <w:p>
+      <w:r>
+        <w:t xml:space="preserve">    public int missingNumber(int[] nums) {</w:t>
+      </w:r>
+    </w:p>
+    <w:p>
+      <w:r>
         <w:lastRenderedPageBreak/>
-        <w:t>APPOACH 2: SORT THE ARRAY AND COMPUTE N2-&gt;N LOG N</w:t>
-      </w:r>
-    </w:p>
-    <w:p>
-      <w:pPr>
-        <w:rPr>
-          <w:b/>
-          <w:bCs/>
-        </w:rPr>
-      </w:pPr>
-      <w:r>
-        <w:rPr>
-          <w:rFonts w:ascii="Segoe UI Emoji" w:hAnsi="Segoe UI Emoji" w:cs="Segoe UI Emoji"/>
-          <w:b/>
-          <w:bCs/>
-        </w:rPr>
-        <w:t>✅</w:t>
-      </w:r>
-      <w:r>
-        <w:rPr>
-          <w:b/>
-          <w:bCs/>
-        </w:rPr>
-        <w:t xml:space="preserve"> TC: O(n log n) (sorting)</w:t>
-      </w:r>
-      <w:r>
-        <w:rPr>
-          <w:b/>
-          <w:bCs/>
-        </w:rPr>
-        <w:br/>
-      </w:r>
-      <w:r>
-        <w:rPr>
-          <w:rFonts w:ascii="Segoe UI Emoji" w:hAnsi="Segoe UI Emoji" w:cs="Segoe UI Emoji"/>
-          <w:b/>
-          <w:bCs/>
-        </w:rPr>
-        <w:t>✅</w:t>
-      </w:r>
-      <w:r>
-        <w:rPr>
-          <w:b/>
-          <w:bCs/>
-        </w:rPr>
-        <w:t xml:space="preserve"> SC: O(1) or O(log n) (depending on sort implementation)</w:t>
-      </w:r>
-    </w:p>
-    <w:p>
-      <w:r>
-        <w:t>class Solution {</w:t>
-      </w:r>
-    </w:p>
-    <w:p>
-      <w:r>
-        <w:t xml:space="preserve">    public int missingNumber(int[] nums) {</w:t>
-      </w:r>
-    </w:p>
-    <w:p>
-      <w:r>
-        <w:t xml:space="preserve">        Arrays.sort(nums);</w:t>
-      </w:r>
-    </w:p>
-    <w:p>
-      <w:r>
-        <w:t xml:space="preserve">        for (int i = 0; i &lt; nums.length; i++) {</w:t>
-      </w:r>
-    </w:p>
-    <w:p>
-      <w:r>
-        <w:t xml:space="preserve">            if (nums[i] != i) return i;</w:t>
-      </w:r>
-    </w:p>
-    <w:p>
-      <w:r>
-        <w:t xml:space="preserve">        }</w:t>
-      </w:r>
-    </w:p>
-    <w:p>
-      <w:r>
-        <w:t xml:space="preserve">        return nums.length;</w:t>
-      </w:r>
-    </w:p>
-    <w:p>
-      <w:r>
-        <w:t xml:space="preserve">    }</w:t>
-      </w:r>
-    </w:p>
-    <w:p>
-      <w:r>
-        <w:t>}</w:t>
-      </w:r>
-    </w:p>
-    <w:p>
-      <w:pPr>
-        <w:rPr>
-          <w:b/>
-          <w:bCs/>
-        </w:rPr>
-      </w:pPr>
-      <w:r>
-        <w:rPr>
-          <w:b/>
-          <w:bCs/>
-        </w:rPr>
-        <w:t>APPROACH 3:MATH FORMULA</w:t>
-      </w:r>
-    </w:p>
-    <w:p>
-      <w:r>
-        <w:t>class Solution {</w:t>
-      </w:r>
-    </w:p>
-    <w:p>
-      <w:r>
-        <w:t xml:space="preserve">    public int missingNumber(int[] nums) {</w:t>
-      </w:r>
-    </w:p>
-    <w:p>
-      <w:r>
         <w:t xml:space="preserve">        int n = nums.length;</w:t>
       </w:r>
     </w:p>
@@ -3304,8 +4237,192 @@
           <w:b/>
           <w:bCs/>
         </w:rPr>
+        <w:t>APPROACH 4:XOR</w:t>
+      </w:r>
+    </w:p>
+    <w:p>
+      <w:r>
+        <w:t>class Solution {</w:t>
+      </w:r>
+    </w:p>
+    <w:p>
+      <w:r>
+        <w:t>    public int missingNumber(int[] nums) {</w:t>
+      </w:r>
+    </w:p>
+    <w:p>
+      <w:r>
+        <w:t>        int res = 0, i = 0;</w:t>
+      </w:r>
+    </w:p>
+    <w:p>
+      <w:r>
+        <w:t xml:space="preserve">        for (i = 0; i &lt; nums.length; i++) </w:t>
+      </w:r>
+    </w:p>
+    <w:p>
+      <w:r>
+        <w:t>            res = res ^ i ^ nums[i];//i=0 to n remain will be there</w:t>
+      </w:r>
+    </w:p>
+    <w:p>
+      <w:r>
+        <w:t>        return res ^ nums.length;//edge case last number n is not in loop(AOE)</w:t>
+      </w:r>
+    </w:p>
+    <w:p>
+      <w:r>
+        <w:t>    }</w:t>
+      </w:r>
+    </w:p>
+    <w:p>
+      <w:r>
+        <w:t>}</w:t>
+      </w:r>
+    </w:p>
+    <w:p>
+      <w:pPr>
+        <w:rPr>
+          <w:b/>
+          <w:bCs/>
+        </w:rPr>
+      </w:pPr>
+      <w:r>
+        <w:rPr>
+          <w:b/>
+          <w:bCs/>
+        </w:rPr>
+        <w:t>APPROACH 5:HASH SET</w:t>
+      </w:r>
+    </w:p>
+    <w:p>
+      <w:r>
+        <w:t>class Solution {</w:t>
+      </w:r>
+    </w:p>
+    <w:p>
+      <w:r>
+        <w:t xml:space="preserve">    public int missingNumber(int[] nums) {</w:t>
+      </w:r>
+    </w:p>
+    <w:p>
+      <w:r>
+        <w:t xml:space="preserve">        HashSet&lt;Integer&gt; set = new HashSet&lt;&gt;();</w:t>
+      </w:r>
+    </w:p>
+    <w:p>
+      <w:r>
+        <w:t xml:space="preserve">  for (int num : nums) {</w:t>
+      </w:r>
+    </w:p>
+    <w:p>
+      <w:r>
+        <w:t xml:space="preserve">            set.add(num);  // Add all numbers into the set              </w:t>
+      </w:r>
+    </w:p>
+    <w:p>
+      <w:r>
         <w:lastRenderedPageBreak/>
-        <w:t>APPROACH 4:XOR</w:t>
+        <w:t>}</w:t>
+      </w:r>
+    </w:p>
+    <w:p>
+      <w:r>
+        <w:t xml:space="preserve">  for (int i = 0; i &lt;= nums.length; i++) {</w:t>
+      </w:r>
+    </w:p>
+    <w:p>
+      <w:r>
+        <w:t xml:space="preserve">            if (!set.contains(i)) return i;        // Check from 0..n              }</w:t>
+      </w:r>
+    </w:p>
+    <w:p>
+      <w:r>
+        <w:t xml:space="preserve">        return -1; //  never happen</w:t>
+      </w:r>
+      <w:r>
+        <w:t>s just  for sake</w:t>
+      </w:r>
+    </w:p>
+    <w:p>
+      <w:r>
+        <w:t xml:space="preserve">    }</w:t>
+      </w:r>
+    </w:p>
+    <w:p>
+      <w:r>
+        <w:t>}</w:t>
+      </w:r>
+    </w:p>
+    <w:p>
+      <w:pPr>
+        <w:rPr>
+          <w:b/>
+          <w:bCs/>
+        </w:rPr>
+      </w:pPr>
+    </w:p>
+    <w:p>
+      <w:pPr>
+        <w:rPr>
+          <w:b/>
+          <w:bCs/>
+        </w:rPr>
+      </w:pPr>
+    </w:p>
+    <w:p>
+      <w:pPr>
+        <w:rPr>
+          <w:b/>
+          <w:bCs/>
+        </w:rPr>
+      </w:pPr>
+    </w:p>
+    <w:p>
+      <w:pPr>
+        <w:rPr>
+          <w:b/>
+          <w:bCs/>
+        </w:rPr>
+      </w:pPr>
+    </w:p>
+    <w:p>
+      <w:pPr>
+        <w:rPr>
+          <w:b/>
+          <w:bCs/>
+        </w:rPr>
+      </w:pPr>
+    </w:p>
+    <w:p>
+      <w:pPr>
+        <w:rPr>
+          <w:b/>
+          <w:bCs/>
+        </w:rPr>
+      </w:pPr>
+    </w:p>
+    <w:p>
+      <w:pPr>
+        <w:rPr>
+          <w:b/>
+          <w:bCs/>
+        </w:rPr>
+      </w:pPr>
+    </w:p>
+    <w:p>
+      <w:pPr>
+        <w:rPr>
+          <w:b/>
+          <w:bCs/>
+        </w:rPr>
+      </w:pPr>
+      <w:r>
+        <w:rPr>
+          <w:b/>
+          <w:bCs/>
+        </w:rPr>
+        <w:t>APPROACH 6 : HASH MAP APPROACH 7:HASHING INTO BOOL ARRAY AND FINDING</w:t>
       </w:r>
     </w:p>
     <w:p>
@@ -3315,193 +4432,11 @@
     </w:p>
     <w:p>
       <w:r>
-        <w:t>    public int missingNumber(int[] nums) {</w:t>
-      </w:r>
-    </w:p>
-    <w:p>
-      <w:r>
-        <w:t>        int res = 0, i = 0;</w:t>
-      </w:r>
-    </w:p>
-    <w:p>
-      <w:r>
-        <w:t xml:space="preserve">        for (i = 0; i &lt; nums.length; i++) </w:t>
-      </w:r>
-    </w:p>
-    <w:p>
-      <w:r>
-        <w:t>            res = res ^ i ^ nums[i];//i=0 to n remain will be there</w:t>
-      </w:r>
-    </w:p>
-    <w:p>
-      <w:r>
-        <w:t>        return res ^ nums.length;//edge case last number n is not in loop(AOE)</w:t>
-      </w:r>
-    </w:p>
-    <w:p>
-      <w:r>
-        <w:t>    }</w:t>
-      </w:r>
-    </w:p>
-    <w:p>
-      <w:r>
-        <w:t>}</w:t>
-      </w:r>
-    </w:p>
-    <w:p>
-      <w:pPr>
-        <w:rPr>
-          <w:b/>
-          <w:bCs/>
-        </w:rPr>
-      </w:pPr>
-      <w:r>
-        <w:rPr>
-          <w:b/>
-          <w:bCs/>
-        </w:rPr>
-        <w:t>APPROACH 5:HASH SET</w:t>
-      </w:r>
-    </w:p>
-    <w:p>
-      <w:r>
-        <w:t>class Solution {</w:t>
-      </w:r>
-    </w:p>
-    <w:p>
-      <w:r>
         <w:t xml:space="preserve">    public int missingNumber(int[] nums) {</w:t>
       </w:r>
     </w:p>
     <w:p>
       <w:r>
-        <w:t xml:space="preserve">        HashSet&lt;Integer&gt; set = new HashSet&lt;&gt;();</w:t>
-      </w:r>
-    </w:p>
-    <w:p>
-      <w:r>
-        <w:t xml:space="preserve">  for (int num : nums) {</w:t>
-      </w:r>
-    </w:p>
-    <w:p>
-      <w:r>
-        <w:t xml:space="preserve">            set.add(num);  // Add all numbers into the set              </w:t>
-      </w:r>
-    </w:p>
-    <w:p>
-      <w:r>
-        <w:t>}</w:t>
-      </w:r>
-    </w:p>
-    <w:p>
-      <w:r>
-        <w:t xml:space="preserve">  for (int i = 0; i &lt;= nums.length; i++) {</w:t>
-      </w:r>
-    </w:p>
-    <w:p>
-      <w:r>
-        <w:t xml:space="preserve">            if (!set.contains(i)) return i;        // Check from 0..n              }</w:t>
-      </w:r>
-    </w:p>
-    <w:p>
-      <w:r>
-        <w:t xml:space="preserve">        return -1; // should never happen</w:t>
-      </w:r>
-    </w:p>
-    <w:p>
-      <w:r>
-        <w:t xml:space="preserve">    }</w:t>
-      </w:r>
-    </w:p>
-    <w:p>
-      <w:r>
-        <w:t>}</w:t>
-      </w:r>
-    </w:p>
-    <w:p>
-      <w:pPr>
-        <w:rPr>
-          <w:b/>
-          <w:bCs/>
-        </w:rPr>
-      </w:pPr>
-    </w:p>
-    <w:p>
-      <w:pPr>
-        <w:rPr>
-          <w:b/>
-          <w:bCs/>
-        </w:rPr>
-      </w:pPr>
-    </w:p>
-    <w:p>
-      <w:pPr>
-        <w:rPr>
-          <w:b/>
-          <w:bCs/>
-        </w:rPr>
-      </w:pPr>
-    </w:p>
-    <w:p>
-      <w:pPr>
-        <w:rPr>
-          <w:b/>
-          <w:bCs/>
-        </w:rPr>
-      </w:pPr>
-    </w:p>
-    <w:p>
-      <w:pPr>
-        <w:rPr>
-          <w:b/>
-          <w:bCs/>
-        </w:rPr>
-      </w:pPr>
-    </w:p>
-    <w:p>
-      <w:pPr>
-        <w:rPr>
-          <w:b/>
-          <w:bCs/>
-        </w:rPr>
-      </w:pPr>
-    </w:p>
-    <w:p>
-      <w:pPr>
-        <w:rPr>
-          <w:b/>
-          <w:bCs/>
-        </w:rPr>
-      </w:pPr>
-    </w:p>
-    <w:p>
-      <w:pPr>
-        <w:rPr>
-          <w:b/>
-          <w:bCs/>
-        </w:rPr>
-      </w:pPr>
-      <w:r>
-        <w:rPr>
-          <w:b/>
-          <w:bCs/>
-        </w:rPr>
-        <w:lastRenderedPageBreak/>
-        <w:t>APPROACH 6 : HASH MAP APPROACH 7:HASHING INTO BOOL ARRAY AND FINDING</w:t>
-      </w:r>
-    </w:p>
-    <w:p>
-      <w:r>
-        <w:t>class Solution {</w:t>
-      </w:r>
-    </w:p>
-    <w:p>
-      <w:r>
-        <w:t xml:space="preserve">    public int missingNumber(int[] nums) {</w:t>
-      </w:r>
-    </w:p>
-    <w:p>
-      <w:r>
         <w:t xml:space="preserve">        Map&lt;Integer, Boolean&gt; map = new HashMap&lt;&gt;();</w:t>
       </w:r>
     </w:p>
@@ -3547,7 +4482,10 @@
     </w:p>
     <w:p>
       <w:r>
-        <w:t xml:space="preserve">        return -1; // should never happen</w:t>
+        <w:t xml:space="preserve">        return -1; // never happen</w:t>
+      </w:r>
+      <w:r>
+        <w:t>s</w:t>
       </w:r>
     </w:p>
     <w:p>
@@ -3576,7 +4514,7 @@
   <w:abstractNum w:abstractNumId="0" w15:restartNumberingAfterBreak="0">
     <w:nsid w:val="FFFFFF89"/>
     <w:multiLevelType w:val="singleLevel"/>
-    <w:tmpl w:val="2C701E76"/>
+    <w:tmpl w:val="7C0C4A90"/>
     <w:lvl w:ilvl="0">
       <w:start w:val="1"/>
       <w:numFmt w:val="bullet"/>
@@ -4590,7 +5528,6 @@
   <w:style w:type="character" w:default="1" w:styleId="DefaultParagraphFont">
     <w:name w:val="Default Paragraph Font"/>
     <w:uiPriority w:val="1"/>
-    <w:semiHidden/>
     <w:unhideWhenUsed/>
   </w:style>
   <w:style w:type="table" w:default="1" w:styleId="TableNormal">
@@ -4942,6 +5879,18 @@
       <w:shd w:val="clear" w:color="auto" w:fill="E1DFDD"/>
     </w:rPr>
   </w:style>
+  <w:style w:type="character" w:styleId="FollowedHyperlink">
+    <w:name w:val="FollowedHyperlink"/>
+    <w:basedOn w:val="DefaultParagraphFont"/>
+    <w:uiPriority w:val="99"/>
+    <w:semiHidden/>
+    <w:unhideWhenUsed/>
+    <w:rsid w:val="004D7936"/>
+    <w:rPr>
+      <w:color w:val="954F72" w:themeColor="followedHyperlink"/>
+      <w:u w:val="single"/>
+    </w:rPr>
+  </w:style>
 </w:styles>
 </file>
 
